--- a/testakten/jurastudium-leitfaden-1-staatsexamen-roosendaal-bonn-vorbereitung-2027/docx/nachteilsausgleichsantrag_jpa_koeln.docx
+++ b/testakten/jurastudium-leitfaden-1-staatsexamen-roosendaal-bonn-vorbereitung-2027/docx/nachteilsausgleichsantrag_jpa_koeln.docx
@@ -53,7 +53,7 @@
         <w:spacing w:after="120"/>
       </w:pPr>
       <w:r>
-        <w:t xml:space="preserve">Adenauerallee 24 (c/o Juridicum), 53113 Bonn (fiktiv)</w:t>
+        <w:t>Adenauerallee 24 (c/o Juridicum), 53113 Bonn</w:t>
       </w:r>
     </w:p>
     <w:p>
